--- a/Exports/docx/POLICY_SCAN_PROTOCOL.docx
+++ b/Exports/docx/POLICY_SCAN_PROTOCOL.docx
@@ -170,7 +170,17 @@
       </w:pPr>
       <w:r>
         <w:rPr/>
-        <w:t>A new CCC Progress Report (adaptation or mitigation) or Carbon Budget advice.</w:t>
+        <w:t xml:space="preserve">A new CCC Progress Report (adaptation or mitigation) or Carbon Budget advice. </w:t>
+      </w:r>
+      <w:r>
+        <w:rPr>
+          <w:b/>
+        </w:rPr>
+        <w:t>For the next adaptation progress report specifically:</w:t>
+      </w:r>
+      <w:r>
+        <w:rPr/>
+        <w:t xml:space="preserve"> it will carry the indicator set the CCC selects against the 2026 framework’s proposed targets. [IFW-10] currently holds the targets themselves, because the framework publishes no indicator list; that report is the trigger to revisit it.</w:t>
       </w:r>
     </w:p>
     <w:p>
@@ -1689,6 +1699,18 @@
       <w:r>
         <w:rPr/>
         <w:t xml:space="preserve"> — adding, retiring and revising rows across a whole sheet — so it outranks any individual record find. It is also invisible to a normal enumeration, because the framework's landing page does not change even when its indicators do. Record the answer for every framework each scan, including "no refresh", so the next scanner knows what was checked rather than assumed.</w:t>
+      </w:r>
+    </w:p>
+    <w:p>
+      <w:r>
+        <w:rPr>
+          <w:b/>
+        </w:rPr>
+        <w:t>Two standing scope rules apply before any of the above</w:t>
+      </w:r>
+      <w:r>
+        <w:rPr/>
+        <w:t xml:space="preserve"> — operational agency monitoring statistics are out of scope, and indicators are catalogued at framework level rather than site or event level. Both are set out in full in the handover under §8 "Scope rules — what is deliberately not catalogued", with the accepted cost of each. A candidate failing either is screened out with the rule as the reason, and should not be re-raised by a later scan.</w:t>
       </w:r>
     </w:p>
     <w:p>

--- a/Exports/docx/POLICY_SCAN_PROTOCOL.docx
+++ b/Exports/docx/POLICY_SCAN_PROTOCOL.docx
@@ -2671,54 +2671,11 @@
         <w:rPr>
           <w:b/>
         </w:rPr>
-        <w:t xml:space="preserve">The inbox — </w:t>
-      </w:r>
-      <w:r>
-        <w:rPr>
-          <w:rFonts w:ascii="Consolas" w:hAnsi="Consolas"/>
-          <w:b/>
-        </w:rPr>
-        <w:t>Data/pending_inbox/</w:t>
-      </w:r>
-      <w:r>
-        <w:rPr>
-          <w:b/>
-        </w:rPr>
-        <w:t>.</w:t>
-      </w:r>
-      <w:r>
-        <w:rPr/>
-        <w:t xml:space="preserve"> An assistant that can create a file but cannot safely edit one writes its finds there instead, one file per run (</w:t>
-      </w:r>
-      <w:r>
-        <w:rPr>
-          <w:rFonts w:ascii="Consolas" w:hAnsi="Consolas"/>
-        </w:rPr>
-        <w:t>&lt;YYYY-MM-DD&gt;_&lt;run&gt;.md</w:t>
-      </w:r>
-      <w:r>
-        <w:rPr/>
-        <w:t xml:space="preserve">, same columns as the Queue table, </w:t>
-      </w:r>
-      <w:r>
-        <w:rPr>
-          <w:rFonts w:ascii="Consolas" w:hAnsi="Consolas"/>
-        </w:rPr>
-        <w:t>Status: pending</w:t>
-      </w:r>
-      <w:r>
-        <w:rPr/>
-        <w:t xml:space="preserve">). The Copilot Studio agent is the current case: it writes to SharePoint through a connector that replaces a whole file, so two runs appending to </w:t>
-      </w:r>
-      <w:r>
-        <w:rPr>
-          <w:rFonts w:ascii="Consolas" w:hAnsi="Consolas"/>
-        </w:rPr>
-        <w:t>pending_additions.md</w:t>
-      </w:r>
-      <w:r>
-        <w:rPr/>
-        <w:t xml:space="preserve"> at the same time would silently lose one set of rows. An inbox file is a candidate list that has not been screened; nothing in it counts as queued until it is merged.</w:t>
+        <w:t>Concurrent appends.</w:t>
+      </w:r>
+      <w:r>
+        <w:rPr/>
+        <w:t xml:space="preserve"> Two people appending rows on separate branches will meet a git merge conflict at the end of the Queue table. Resolve it by keeping both sets of rows; never drop one side.</w:t>
       </w:r>
     </w:p>
     <w:p>
@@ -2730,7 +2687,7 @@
       </w:r>
       <w:r>
         <w:rPr/>
-        <w:t xml:space="preserve"> Step 3 of §6: merge the inbox, then work the queue. Every scan starts there, because it is the highest-quality input available.</w:t>
+        <w:t xml:space="preserve"> Step 3 of §6: work the queue first. Every scan starts there, because it is the highest-quality input available.</w:t>
       </w:r>
     </w:p>
     <w:p>
@@ -3372,31 +3329,11 @@
         <w:rPr>
           <w:b/>
         </w:rPr>
-        <w:t>Merge the inbox, then work the pending queue first</w:t>
-      </w:r>
-      <w:r>
-        <w:rPr/>
-        <w:t xml:space="preserve"> (§5). Append every row in </w:t>
-      </w:r>
-      <w:r>
-        <w:rPr>
-          <w:rFonts w:ascii="Consolas" w:hAnsi="Consolas"/>
-        </w:rPr>
-        <w:t>Data/pending_inbox/</w:t>
-      </w:r>
-      <w:r>
-        <w:rPr/>
-        <w:t xml:space="preserve"> to the Queue table in </w:t>
-      </w:r>
-      <w:r>
-        <w:rPr>
-          <w:rFonts w:ascii="Consolas" w:hAnsi="Consolas"/>
-        </w:rPr>
-        <w:t>Data/pending_additions.md</w:t>
-      </w:r>
-      <w:r>
-        <w:rPr/>
-        <w:t xml:space="preserve">, dropping exact duplicates, and delete each merged file — the queue is the only place a decision is recorded. Then take every row with </w:t>
+        <w:t>Work the pending queue first</w:t>
+      </w:r>
+      <w:r>
+        <w:rPr/>
+        <w:t xml:space="preserve"> (§5) — the queue is the only place a decision is recorded. Take every row with </w:t>
       </w:r>
       <w:r>
         <w:rPr>
@@ -3674,17 +3611,7 @@
       </w:r>
       <w:r>
         <w:rPr/>
-        <w:t xml:space="preserve"> (with the existing ID). Rows never get deleted, and </w:t>
-      </w:r>
-      <w:r>
-        <w:rPr>
-          <w:rFonts w:ascii="Consolas" w:hAnsi="Consolas"/>
-        </w:rPr>
-        <w:t>Data/pending_inbox/</w:t>
-      </w:r>
-      <w:r>
-        <w:rPr/>
-        <w:t xml:space="preserve"> should be empty by the end of the scan.</w:t>
+        <w:t xml:space="preserve"> (with the existing ID). Rows never get deleted.</w:t>
       </w:r>
     </w:p>
     <w:p>
